--- a/Отчет_ПР3_Есина_В.Д.docx
+++ b/Отчет_ПР3_Есина_В.Д.docx
@@ -1663,6 +1663,133 @@
           <w:sz w:val="24"/>
         </w:rPr>
         <w:t>Проект получил полноценную объектную модель предметной области, сохранил функциональность ПР2 и готов к дальнейшему использованию в веб-приложении на Django.</w:t>
+      </w:r>
+    </w:p>
+    <w:p>
+      <w:r>
+        <w:br w:type="page"/>
+      </w:r>
+    </w:p>
+    <w:p>
+      <w:pPr>
+        <w:spacing w:after="160"/>
+        <w:jc w:val="center"/>
+      </w:pPr>
+      <w:r>
+        <w:rPr>
+          <w:rFonts w:ascii="Times New Roman" w:hAnsi="Times New Roman"/>
+          <w:b/>
+          <w:sz w:val="30"/>
+        </w:rPr>
+        <w:t>ПРИЛОЖЕНИЕ. ПОДТВЕРЖДЕНИЕ ВЫПОЛНЕНИЯ</w:t>
+      </w:r>
+    </w:p>
+    <w:p>
+      <w:pPr>
+        <w:spacing w:before="0" w:after="80"/>
+        <w:jc w:val="center"/>
+      </w:pPr>
+      <w:r>
+        <w:rPr>
+          <w:rFonts w:ascii="Times New Roman" w:hAnsi="Times New Roman"/>
+          <w:b w:val="0"/>
+          <w:sz w:val="22"/>
+        </w:rPr>
+        <w:t>Рисунок 1 — работа расписания на объектной модели</w:t>
+      </w:r>
+    </w:p>
+    <w:p>
+      <w:pPr>
+        <w:spacing w:after="120"/>
+        <w:jc w:val="center"/>
+      </w:pPr>
+      <w:r>
+        <w:drawing>
+          <wp:inline xmlns:a="http://schemas.openxmlformats.org/drawingml/2006/main" xmlns:pic="http://schemas.openxmlformats.org/drawingml/2006/picture">
+            <wp:extent cx="5715000" cy="2882091"/>
+            <wp:docPr id="1468553569" name="Picture 1468553569"/>
+            <wp:cNvGraphicFramePr>
+              <a:graphicFrameLocks noChangeAspect="1"/>
+            </wp:cNvGraphicFramePr>
+            <a:graphic>
+              <a:graphicData uri="http://schemas.openxmlformats.org/drawingml/2006/picture">
+                <pic:pic>
+                  <pic:nvPicPr>
+                    <pic:cNvPr id="0" name="pr3_run_rooms.png"/>
+                    <pic:cNvPicPr/>
+                  </pic:nvPicPr>
+                  <pic:blipFill>
+                    <a:blip r:embed="rId9"/>
+                    <a:stretch>
+                      <a:fillRect/>
+                    </a:stretch>
+                  </pic:blipFill>
+                  <pic:spPr>
+                    <a:xfrm>
+                      <a:off x="0" y="0"/>
+                      <a:ext cx="5715000" cy="2882091"/>
+                    </a:xfrm>
+                    <a:prstGeom prst="rect"/>
+                  </pic:spPr>
+                </pic:pic>
+              </a:graphicData>
+            </a:graphic>
+          </wp:inline>
+        </w:drawing>
+      </w:r>
+    </w:p>
+    <w:p>
+      <w:pPr>
+        <w:spacing w:before="80" w:after="80"/>
+        <w:jc w:val="center"/>
+      </w:pPr>
+      <w:r>
+        <w:rPr>
+          <w:rFonts w:ascii="Times New Roman" w:hAnsi="Times New Roman"/>
+          <w:b w:val="0"/>
+          <w:sz w:val="22"/>
+        </w:rPr>
+        <w:t>Рисунок 2 — результаты 19 тестов и история Git</w:t>
+      </w:r>
+    </w:p>
+    <w:p>
+      <w:pPr>
+        <w:spacing w:after="120"/>
+        <w:jc w:val="center"/>
+      </w:pPr>
+      <w:r>
+        <w:drawing>
+          <wp:inline xmlns:a="http://schemas.openxmlformats.org/drawingml/2006/main" xmlns:pic="http://schemas.openxmlformats.org/drawingml/2006/picture">
+            <wp:extent cx="5715000" cy="2735588"/>
+            <wp:docPr id="1468553570" name="Picture 1468553570"/>
+            <wp:cNvGraphicFramePr>
+              <a:graphicFrameLocks noChangeAspect="1"/>
+            </wp:cNvGraphicFramePr>
+            <a:graphic>
+              <a:graphicData uri="http://schemas.openxmlformats.org/drawingml/2006/picture">
+                <pic:pic>
+                  <pic:nvPicPr>
+                    <pic:cNvPr id="0" name="pr3_checks_rooms.png"/>
+                    <pic:cNvPicPr/>
+                  </pic:nvPicPr>
+                  <pic:blipFill>
+                    <a:blip r:embed="rId10"/>
+                    <a:stretch>
+                      <a:fillRect/>
+                    </a:stretch>
+                  </pic:blipFill>
+                  <pic:spPr>
+                    <a:xfrm>
+                      <a:off x="0" y="0"/>
+                      <a:ext cx="5715000" cy="2735588"/>
+                    </a:xfrm>
+                    <a:prstGeom prst="rect"/>
+                  </pic:spPr>
+                </pic:pic>
+              </a:graphicData>
+            </a:graphic>
+          </wp:inline>
+        </w:drawing>
       </w:r>
     </w:p>
     <w:sectPr>

--- a/Отчет_ПР3_Есина_В.Д.docx
+++ b/Отчет_ПР3_Есина_В.Д.docx
@@ -1547,10 +1547,9 @@
       <w:r>
         <w:rPr>
           <w:rFonts w:ascii="Times New Roman" w:hAnsi="Times New Roman"/>
-          <w:b w:val="0"/>
           <w:sz w:val="24"/>
         </w:rPr>
-        <w:t>Созданы классы Room, User, Event и Schedule. Room хранит характеристики помещения и проверяет вместимость. User представляет организатора и инкапсулирует проверяемое свойство email. Event связывает объекты пользователя и помещения, вычисляет продолжительность и проверяет пересечение. Schedule содержит мероприятия и управляет расписанием.</w:t>
+        <w:t>Созданы классы Room, User, Event и Schedule. Каждая сущность размещена в отдельном модуле: room.py, user.py, event.py и schedule.py. Room хранит характеристики помещения и проверяет вместимость. User представляет организатора и инкапсулирует проверяемое свойство email. Event связывает объекты пользователя и помещения, вычисляет продолжительность и проверяет пересечение. Schedule содержит мероприятия и управляет расписанием. Операции с каталогом помещений вынесены в room_service.py. Репозиторий: https://github.com/ba0baber/trsp1.</w:t>
       </w:r>
     </w:p>
     <w:p>
@@ -1634,7 +1633,7 @@
           <w:b w:val="0"/>
           <w:sz w:val="24"/>
         </w:rPr>
-        <w:t>Автоматизированные тесты адаптированы к объектной модели: успешно проходят 19 тестов. flake8 не обнаруживает замечаний, README.md обновлён. Контрольная версия ПР3 зафиксирована коммитом 9eeff96.</w:t>
+        <w:t>Автоматизированные тесты адаптированы к объектной модели: успешно проходят 19 тестов. flake8 не обнаруживает замечаний, README.md обновлён. Результат ПР3 зафиксирован в Git.</w:t>
       </w:r>
     </w:p>
     <w:p>
